--- a/reflection/Рефлексия 2025-2026 Ночная смена.docx
+++ b/reflection/Рефлексия 2025-2026 Ночная смена.docx
@@ -32,12 +32,12 @@
     </w:p>
     <w:p>
       <w:r>
-        <w:t>Есть на трассе в Неваде место, которое невозможно найти нарочно. Поздний вечер, туман уже лёг на асфальт, но на западе ещё держится полоса заката — та минута, когда день кончился, а темнота не вступила. И стоит фургончик. Американский, восьмидесятых, с вывеской, которую с шоссе почти не видно.</w:t>
+        <w:t>Есть на трассе в Неваде место, которое невозможно найти нарочно. Поздний вечер, туман уже лёг на асфальт, но на западе ещё держится полоса заката, та самая минута, когда день кончился, а темнота не вступила. И стоит фургончик. Американский, восьмидесятых, с вывеской, которую с шоссе почти не видно.</w:t>
       </w:r>
     </w:p>
     <w:p>
       <w:r>
-        <w:t>Хозяина зовут Джон. Он не ведёт соцсети. У него нет рекламы и нет ничего, чем сегодня принято зазывать. Сюда не заходят случайные люди — вернее, заходят как раз случайно, один раз, а потом возвращаются годами. Приезжают семьями. Приводят детей, которых когда-то приводили сюда сами.</w:t>
+        <w:t>Хозяина зовут Джон. Он не ведёт соцсети. У него нет рекламы и нет ничего, чем сегодня принято зазывать. Сюда не заходят случайные люди, вернее сказать, заходят как раз случайно, один раз, а потом возвращаются годами. Приезжают семьями. Приводят детей, которых когда-то приводили сюда сами.</w:t>
       </w:r>
     </w:p>
     <w:p>
@@ -47,7 +47,7 @@
     </w:p>
     <w:p>
       <w:r>
-        <w:t>Наша школа — это дайнер Джона. Я одна из рук на его кухне.</w:t>
+        <w:t>Наша школа и есть дайнер Джона. Я одна из рук на его кухне.</w:t>
       </w:r>
     </w:p>
     <w:p>
@@ -120,22 +120,22 @@
     </w:p>
     <w:p>
       <w:r>
-        <w:t>8.1 я вёл второй год. Контакт был налажен ещё в прошлом, и в этом он превратился в ресурс: отношения стали доверительнее, а вместе с доверием вырос объём. Мы стали успевать больше. Группа выполняла основное задание дня и брала сверху что-то экстра — не потому что я требовал, а потому что оставалось время и желание. Это самый приятный и самый полезный опыт года.</w:t>
+        <w:t>8.1 я вёл второй год. Контакт был налажен ещё в прошлом, и в этом он превратился в ресурс: отношения стали доверительнее, а вместе с доверием вырос объём. Мы стали успевать больше. Группа выполняла основное задание дня и брала сверху что-то экстра, причём не потому что я требовал, а потому что оставалось время и желание. Это самый приятный и самый полезный опыт года.</w:t>
       </w:r>
     </w:p>
     <w:p>
       <w:r>
-        <w:t>8.5 — моя гордость и боль. Группа слабая, это видно по любому срезу. На зимней сессии четверо из шести сдали экзамен на «4» и выше, одна ученица на «5». Двое получили «3». Для этой группы такой результат не рядовой.</w:t>
+        <w:t>8.5 стала моей гордостью и болью. Группа слабая, это видно по любому срезу. На зимней сессии четверо из шести сдали экзамен на «4» и выше, одна ученица на «5». Двое получили «3». Для этой группы такой результат не рядовой.</w:t>
       </w:r>
     </w:p>
     <w:p>
       <w:r>
-        <w:t>Отдельно — Арсений. К нему долго не удавалось подобрать ключ, а потом удалось, и он начал делать то, чего от него никто не ждал: писать сам, просить помощи вне урока, приходить с вопросами. На зимнем экзамене «4−» при 74% за тест. Цифра здесь не главное. Главное, что человек начал сам приходить за тем, что ему нужно.</w:t>
+        <w:t>Особая история у меня вышла с Арсением. К нему долго не удавалось подобрать ключ, а потом удалось, и он начал делать то, чего от него никто не ждал: писать сам, просить помощи вне урока, приходить с вопросами. На зимнем экзамене он получил «4 с минусом» при 74% за тест. Цифра здесь не главное. Главное, что человек начал сам приходить за тем, что ему нужно.</w:t>
       </w:r>
     </w:p>
     <w:p>
       <w:r>
-        <w:t>7.4 оказалась очень сильной группой. Работали не покладая рук почти все. Настоящим открытием года стал Саша: он проделал огромный путь и занял роль тихого лидера — не самого громкого, но того, за кем тянутся остальные. Я им горжусь.</w:t>
+        <w:t>7.4 оказалась очень сильной группой. Работали не покладая рук почти все. Настоящим открытием года стал Саша: он проделал огромный путь и занял роль тихого лидера, не самого громкого, но того, за кем тянутся остальные. Я им горжусь.</w:t>
       </w:r>
     </w:p>
     <w:p>
@@ -145,7 +145,7 @@
     </w:p>
     <w:p>
       <w:r>
-        <w:t>7.5 слабее и куда разнороднее. Почти у каждого есть свои очень сильные и очень слабые стороны, половина группы с медицинскими справками. С ними удалось выстроить доверие, и это оказалось важнее темпа. Самый сильный там Ваня Дмитренко — я считаю, ему было бы полезнее в более сильной группе.</w:t>
+        <w:t>7.5 слабее и куда разнороднее. Почти у каждого есть свои очень сильные и очень слабые стороны, половина группы с медицинскими справками. С ними удалось выстроить доверие, и это оказалось важнее темпа. Самый сильный там Ваня Дмитренко, и я считаю, что ему было бы полезнее в более сильной группе.</w:t>
       </w:r>
     </w:p>
     <w:p>
@@ -168,7 +168,7 @@
     </w:p>
     <w:p>
       <w:r>
-        <w:t>Главное, что я сделал, — написал программу для анализа ОГЭ-тестов. Она берёт результаты из школьной таблицы, разбирает ошибки по конкретному тесту и накапливает картину: чем больше тестов решено, тем точнее видно, какие аспекты проседают. Учителю она отдаёт структурированную сводку по каждому ученику, что-то вроде техпаспорта. Ученику генерирует упражнения ровно на его слабые места. К этому добавился ОГЭ-тренажёр с личным кабинетом.</w:t>
+        <w:t>Главным своим делом за год считаю программу для анализа ОГЭ-тестов, которую я написал. Она берёт результаты из школьной таблицы, разбирает ошибки по конкретному тесту и накапливает картину: чем больше тестов решено, тем точнее видно, какие аспекты проседают. Учителю она отдаёт структурированную сводку по каждому ученику, что-то вроде техпаспорта. Ученику генерирует упражнения ровно на его слабые места. К этому добавился ОГЭ-тренажёр с личным кабинетом.</w:t>
       </w:r>
     </w:p>
     <w:p>
@@ -178,7 +178,7 @@
     </w:p>
     <w:p>
       <w:r>
-        <w:t>Кроме этого за год были зимний и летний интенсивы и дополнительные занятия для отстающих — те самые, на которые остаёшься после уроков, потому что иначе человек не вытянет.</w:t>
+        <w:t>Кроме этого за год были зимний и летний интенсивы и дополнительные занятия для отстающих, те самые, на которые остаёшься после уроков, потому что иначе человек не вытянет.</w:t>
       </w:r>
     </w:p>
     <w:p>
@@ -201,12 +201,12 @@
     </w:p>
     <w:p>
       <w:r>
-        <w:t>8.2 стал моим главным разочарованием. Начиналось бодро. Потом обнаружилась пара человек, с которыми контакт не сложился совсем. Я менял подходы, разговаривал, договаривался — всё впустую. К концу почти вся группа перешла на уровень ниже. Остался один ученик, которого понижали, и его присутствие било по атмосфере занятий. Со сложными группами я сделал всё, что мог придумать. Надеюсь на реорганизацию.</w:t>
+        <w:t>8.2 стал моим главным разочарованием. Начиналось бодро. Потом обнаружилась пара человек, с которыми контакт не сложился совсем. Я менял подходы, разговаривал, договаривался, и всё впустую. К концу почти вся группа перешла на уровень ниже. Остался один ученик, которого понижали, и его присутствие било по атмосфере занятий. Со сложными группами я сделал всё, что мог придумать. Надеюсь на реорганизацию.</w:t>
       </w:r>
     </w:p>
     <w:p>
       <w:r>
-        <w:t>Грубость в 8.5 я не победил. Больше восьмидесяти процентов группы общаются резко — и с учителем, и между собой — и не видят в этом ничего особенного. Чтобы добиться от них результата, нужен запас терпения, который расходуется быстрее, чем восполняется. Результат я получил. Норму общения — нет.</w:t>
+        <w:t>Грубость в 8.5 я не победил. Больше восьмидесяти процентов группы общаются резко и с учителем, и между собой, и не видят в этом ничего особенного. Чтобы добиться от них результата, нужен запас терпения, который расходуется быстрее, чем восполняется. Результата я добился. Нормы общения не добился.</w:t>
       </w:r>
     </w:p>
     <w:p>
@@ -216,17 +216,17 @@
     </w:p>
     <w:p>
       <w:r>
-        <w:t>Работа, победившая в своей секции на научном дне, содержала фактические ошибки и утверждения, поданные как установленные факты, при слабой аргументации. Я разобрал её подробно, до отдельных тезисов, и привлёк внешнего консультанта — носителя языка с профильным образованием, — чтобы студентка могла довести текст до нормального уровня. Разбор был получен и оценён как не слишком существенный. Текст остался в том виде, в каком был, и в этом виде победил.</w:t>
+        <w:t>Работа, победившая в своей секции на научном дне, содержала фактические ошибки и утверждения, поданные как установленные факты, при слабой аргументации. Я разобрал её подробно, до отдельных тезисов, и привлёк внешнего консультанта, носителя языка с профильным образованием, чтобы студентка могла довести текст до нормального уровня. Разбор был получен и оценён как не слишком существенный. Текст остался в том виде, в каком был, и в этом виде победил.</w:t>
       </w:r>
     </w:p>
     <w:p>
       <w:r>
-        <w:t>Меня беспокоит не чужая оценка моей работы. Меня беспокоит, что всё это происходило на глазах студентов. Если они видят, что качество текста не влияет на результат, то в следующий раз согласятся писать реферат неохотно — и будут правы. Мотивацию к исследовательской работе легко потерять и трудно вернуть.</w:t>
+        <w:t>Меня беспокоит не чужая оценка моей работы. Меня беспокоит, что всё это происходило на глазах студентов. Если они видят, что качество текста не влияет на результат, то в следующий раз согласятся писать реферат неохотно, и будут правы. Мотивацию к исследовательской работе легко потерять и трудно вернуть.</w:t>
       </w:r>
     </w:p>
     <w:p>
       <w:r>
-        <w:t>Я тащу всё сам. Когда в классе появлялся ученик с непристойным поведением, я до последнего пытался договориться и решить всё своими силами. Мне казалось, что позвать на помощь — расписаться в том, что не справился. За это платили остальные: время, которое я тратил на одного, я отнимал у тех, кто пришёл работать.</w:t>
+        <w:t>Я тащу всё сам. Когда в классе появлялся ученик с непристойным поведением, я до последнего пытался договориться и решить всё своими силами. Мне казалось, что позвать на помощь значит расписаться в том, что не справился. За это платили остальные: время, которое я тратил на одного, я отнимал у тех, кто пришёл работать.</w:t>
       </w:r>
     </w:p>
     <w:p>
@@ -267,7 +267,7 @@
     </w:p>
     <w:p>
       <w:r>
-        <w:t>Больше кастомных заданий — под реальный уровень группы, а не под тот, который предполагается программой. В 7.5 и 8.5 это единственное, что работает.</w:t>
+        <w:t>Больше кастомных заданий, под реальный уровень группы, а не под тот, который предполагается программой. В 7.5 и 8.5 это единственное, что работает.</w:t>
       </w:r>
     </w:p>
     <w:p>
@@ -277,12 +277,12 @@
     </w:p>
     <w:p>
       <w:r>
-        <w:t>По ученику из 7.4 у меня есть план. Я вышел на специалиста, который работал с такими случаями, и сейчас добываю учебные пособия для него и методические материалы для учителей, которые будут с ним работать. Дальше — разобраться, что именно можно сделать и как включить его в группу, а не оставить рядом с ней. Здесь мне понадобится решение школы, а не только моё усердие.</w:t>
+        <w:t>По ученику из 7.4 у меня есть план. Я вышел на специалиста, который работал с такими случаями, и сейчас добываю учебные пособия для него и методические материалы для учителей, которые будут с ним работать. Дальше надо разобраться, что именно можно сделать и как включить его в группу, а не оставить рядом с ней. Здесь мне понадобится решение школы, а не только моё усердие.</w:t>
       </w:r>
     </w:p>
     <w:p>
       <w:r>
-        <w:t>Хочу собрать в школе фотокружок. За этот год я снимал школьные мероприятия, портреты учеников и коллег, провёл полную съёмку выпускного на корабле — на своей технике, подрядчика школа не привлекала. Из этого получается кружок, а из кружка — ещё один способ разговаривать с подростками на равных.</w:t>
+        <w:t>Хочу собрать в школе фотокружок. За этот год я снимал школьные мероприятия, портреты учеников и коллег, провёл полную съёмку выпускного на корабле, причём на своей технике; подрядчика школа не привлекала. Из этого получается кружок, а из кружка выходит ещё один способ разговаривать с подростками на равных.</w:t>
       </w:r>
     </w:p>
     <w:p>
@@ -328,7 +328,7 @@
     </w:p>
     <w:p>
       <w:r>
-        <w:t>Я прошу пересмотреть условия оплаты — и формулирую это как предложение, а не как просьбу. Если школе нужен человек, который закрывает такие задачи системно, а не по случаю, я готов взять их в обязанности официально: поддерживать и развивать программу как школьный инструмент с доступом для коллег, вести фотокружок, отвечать за работу по инклюзии ученика, которому нужен индивидуальный маршрут. Тогда и условия должны быть пересмотрены соответственно.</w:t>
+        <w:t>Я прошу пересмотреть условия оплаты, и формулирую это как предложение, а не как просьбу. Если школе нужен человек, который закрывает такие задачи системно, а не по случаю, я готов взять их в обязанности официально: поддерживать и развивать программу как школьный инструмент с доступом для коллег, вести фотокружок, отвечать за работу по инклюзии ученика, которому нужен индивидуальный маршрут. Тогда и условия должны быть пересмотрены соответственно.</w:t>
       </w:r>
     </w:p>
     <w:p>

--- a/reflection/Рефлексия 2025-2026 Ночная смена.docx
+++ b/reflection/Рефлексия 2025-2026 Ночная смена.docx
@@ -318,7 +318,7 @@
           <w:b/>
           <w:sz w:val="28"/>
         </w:rPr>
-        <w:t>О чём прошу</w:t>
+        <w:t>Что предлагаю</w:t>
       </w:r>
     </w:p>
     <w:p>
@@ -328,7 +328,12 @@
     </w:p>
     <w:p>
       <w:r>
-        <w:t>Я прошу пересмотреть условия оплаты, и формулирую это как предложение, а не как просьбу. Если школе нужен человек, который закрывает такие задачи системно, а не по случаю, я готов взять их в обязанности официально: поддерживать и развивать программу как школьный инструмент с доступом для коллег, вести фотокружок, отвечать за работу по инклюзии ученика, которому нужен индивидуальный маршрут. Тогда и условия должны быть пересмотрены соответственно.</w:t>
+        <w:t>Предлагаю перевести это из личной инициативы в мои официальные обязанности. Беру на себя поддержку и развитие программы как школьного инструмента, с доступом для коллег. Беру фотокружок. Беру работу по инклюзии ученика, которому нужен индивидуальный маршрут, вместе с поиском специалистов и пособий. Условия оплаты при этом пересматриваются соразмерно взятому объёму.</w:t>
+      </w:r>
+    </w:p>
+    <w:p>
+      <w:r>
+        <w:t>Я готов обсуждать конкретику в любой удобный момент.</w:t>
       </w:r>
     </w:p>
     <w:p>

--- a/reflection/Рефлексия 2025-2026 Ночная смена.docx
+++ b/reflection/Рефлексия 2025-2026 Ночная смена.docx
@@ -333,6 +333,26 @@
     </w:p>
     <w:p>
       <w:r>
+        <w:t>Отдельно про оснащение кабинетов, потому что оно влияет на урок напрямую. Три позиции по возрастанию стоимости.</w:t>
+      </w:r>
+    </w:p>
+    <w:p>
+      <w:r>
+        <w:t>Интернет пропадает посреди занятия. Онлайн-пособия идут в комплекте с нашими же учебниками, и когда связь падает, урок встаёт на середине. Вернуть внимание подростковой группы после такой паузы стоит дороже, чем сама пауза. Стабильный вайфай в кабинетах я бы поставил первым пунктом любого списка.</w:t>
+      </w:r>
+    </w:p>
+    <w:p>
+      <w:r>
+        <w:t>Лампы в проекторах отработали ресурс. Картинка тусклая, на дальних партах текст не читается, и часть материала до половины группы просто не доходит. Это самая дешёвая позиция из трёх и самая быстрая в исполнении.</w:t>
+      </w:r>
+    </w:p>
+    <w:p>
+      <w:r>
+        <w:t>Интерактивные доски. Здесь речь уже о вложении, а не о расходнике, и я понимаю разницу. Но для языковой группы это другой темп работы: чтение, аудирование и письмо перестают требовать переключения между устройствами и потери минут на каждом переходе.</w:t>
+      </w:r>
+    </w:p>
+    <w:p>
+      <w:r>
         <w:t>Я готов обсуждать конкретику в любой удобный момент.</w:t>
       </w:r>
     </w:p>

--- a/reflection/Рефлексия 2025-2026 Ночная смена.docx
+++ b/reflection/Рефлексия 2025-2026 Ночная смена.docx
@@ -168,6 +168,11 @@
     </w:p>
     <w:p>
       <w:r>
+        <w:t>Отдельным пластом года шла подготовка к ОГЭ: разбор и проверка тестов, работа над ошибками с каждым учеником, интенсивы. Сначала я делал этот разбор руками, по каждой работе и по каждому человеку отдельно, вечерами. Именно оттуда выросло всё остальное.</w:t>
+      </w:r>
+    </w:p>
+    <w:p>
+      <w:r>
         <w:t>Главным своим делом за год считаю программу для анализа ОГЭ-тестов, которую я написал. Она берёт результаты из школьной таблицы, разбирает ошибки по конкретному тесту и накапливает картину: чем больше тестов решено, тем точнее видно, какие аспекты проседают. Учителю она отдаёт структурированную сводку по каждому ученику, что-то вроде техпаспорта. Ученику генерирует упражнения ровно на его слабые места. К этому добавился ОГЭ-тренажёр с личным кабинетом.</w:t>
       </w:r>
     </w:p>
@@ -323,7 +328,7 @@
     </w:p>
     <w:p>
       <w:r>
-        <w:t>Год показал, что я остаюсь на всё и берусь за то, чего мне не поручали: программа для анализа тестов, тренажёр, фотосъёмка школы, научное руководство, интенсивы, дополнительные занятия. Ни одно из этого не входило в мою нагрузку.</w:t>
+        <w:t>Год показал, что я остаюсь на всё и берусь за то, чего мне не поручали: подготовка к ОГЭ с разбором и проверкой тестов, программа для анализа этих тестов, тренажёр, фотосъёмка школы, научное руководство, интенсивы, дополнительные занятия. Ни одно из этого не входило в мою нагрузку.</w:t>
       </w:r>
     </w:p>
     <w:p>
